--- a/designPattern/FlyWeight/FlyWeight.docx
+++ b/designPattern/FlyWeight/FlyWeight.docx
@@ -18,8 +18,19 @@
           <w:sz w:val="32"/>
           <w:szCs w:val="32"/>
         </w:rPr>
-        <w:t>Documentazione del pattern Flyweight</w:t>
-      </w:r>
+        <w:t xml:space="preserve">Documentazione del pattern </w:t>
+      </w:r>
+      <w:proofErr w:type="spellStart"/>
+      <w:r>
+        <w:rPr>
+          <w:b/>
+          <w:bCs/>
+          <w:sz w:val="32"/>
+          <w:szCs w:val="32"/>
+        </w:rPr>
+        <w:t>Flyweight</w:t>
+      </w:r>
+      <w:proofErr w:type="spellEnd"/>
     </w:p>
     <w:p>
       <w:pPr>
@@ -38,7 +49,15 @@
     </w:p>
     <w:p>
       <w:r>
-        <w:t>Il Flyweight è un pattern strutturale usato per ridurre il consumo di memoria quando un programma deve gestire molti oggetti simili.</w:t>
+        <w:t xml:space="preserve">Il </w:t>
+      </w:r>
+      <w:proofErr w:type="spellStart"/>
+      <w:r>
+        <w:t>Flyweight</w:t>
+      </w:r>
+      <w:proofErr w:type="spellEnd"/>
+      <w:r>
+        <w:t xml:space="preserve"> è un pattern strutturale usato per ridurre il consumo di memoria quando un programma deve gestire molti oggetti simili.</w:t>
       </w:r>
       <w:r>
         <w:rPr>
@@ -192,7 +211,15 @@
         <w:t> </w:t>
       </w:r>
       <w:r>
-        <w:t>Il client conserva o passa lo stato estrinseco, mentre il Flyweight mantiene solo lo stato intrinseco.</w:t>
+        <w:t xml:space="preserve">Il client conserva o passa lo stato estrinseco, mentre il </w:t>
+      </w:r>
+      <w:proofErr w:type="spellStart"/>
+      <w:r>
+        <w:t>Flyweight</w:t>
+      </w:r>
+      <w:proofErr w:type="spellEnd"/>
+      <w:r>
+        <w:t xml:space="preserve"> mantiene solo lo stato intrinseco.</w:t>
       </w:r>
       <w:r>
         <w:rPr>
@@ -218,7 +245,23 @@
     </w:p>
     <w:p>
       <w:r>
-        <w:t>Nell'esempio Java, TreeType rappresenta il Flyweight e contiene il tipo di albero, come Quercia o Pino, cioè la parte ripetuta.</w:t>
+        <w:t>Nell'esempio Java, </w:t>
+      </w:r>
+      <w:proofErr w:type="spellStart"/>
+      <w:r>
+        <w:t>TreeType</w:t>
+      </w:r>
+      <w:proofErr w:type="spellEnd"/>
+      <w:r>
+        <w:t xml:space="preserve"> rappresenta il </w:t>
+      </w:r>
+      <w:proofErr w:type="spellStart"/>
+      <w:r>
+        <w:t>Flyweight</w:t>
+      </w:r>
+      <w:proofErr w:type="spellEnd"/>
+      <w:r>
+        <w:t xml:space="preserve"> e contiene il tipo di albero, come Quercia o Pino, cioè la parte ripetuta.</w:t>
       </w:r>
     </w:p>
     <w:p>
@@ -276,9 +319,11 @@
         </w:rPr>
         <w:t> </w:t>
       </w:r>
+      <w:proofErr w:type="spellStart"/>
       <w:r>
         <w:t>TreeFactory</w:t>
       </w:r>
+      <w:proofErr w:type="spellEnd"/>
       <w:r>
         <w:rPr>
           <w:rFonts w:ascii="Aptos" w:hAnsi="Aptos" w:cs="Aptos"/>
@@ -286,7 +331,15 @@
         <w:t> </w:t>
       </w:r>
       <w:r>
-        <w:t>rappresenta la FlyweightFactory e usa una cache per riutilizzare i</w:t>
+        <w:t xml:space="preserve">rappresenta la </w:t>
+      </w:r>
+      <w:proofErr w:type="spellStart"/>
+      <w:r>
+        <w:t>FlyweightFactory</w:t>
+      </w:r>
+      <w:proofErr w:type="spellEnd"/>
+      <w:r>
+        <w:t xml:space="preserve"> e usa una cache per riutilizzare i</w:t>
       </w:r>
       <w:r>
         <w:rPr>
@@ -294,9 +347,11 @@
         </w:rPr>
         <w:t> </w:t>
       </w:r>
+      <w:proofErr w:type="spellStart"/>
       <w:r>
         <w:t>TreeType</w:t>
       </w:r>
+      <w:proofErr w:type="spellEnd"/>
       <w:r>
         <w:rPr>
           <w:rFonts w:ascii="Aptos" w:hAnsi="Aptos" w:cs="Aptos"/>
@@ -371,9 +426,11 @@
         </w:rPr>
         <w:t> </w:t>
       </w:r>
+      <w:proofErr w:type="spellStart"/>
       <w:r>
         <w:t>TreeContext</w:t>
       </w:r>
+      <w:proofErr w:type="spellEnd"/>
       <w:r>
         <w:rPr>
           <w:rFonts w:ascii="Aptos" w:hAnsi="Aptos" w:cs="Aptos"/>
@@ -390,7 +447,15 @@
         <w:t>è</w:t>
       </w:r>
       <w:r>
-        <w:t xml:space="preserve"> lo stato unico, insieme al riferimento al Flyweight condiviso.</w:t>
+        <w:t xml:space="preserve"> lo stato unico, insieme al riferimento al </w:t>
+      </w:r>
+      <w:proofErr w:type="spellStart"/>
+      <w:r>
+        <w:t>Flyweight</w:t>
+      </w:r>
+      <w:proofErr w:type="spellEnd"/>
+      <w:r>
+        <w:t xml:space="preserve"> condiviso.</w:t>
       </w:r>
     </w:p>
     <w:p>
@@ -438,7 +503,23 @@
     <w:p>
       <w:r>
         <w:lastRenderedPageBreak/>
-        <w:t>Quando il client crea t1, la factory non trova ancora Quercia nella cache e crea un nuovo TreeType.</w:t>
+        <w:t xml:space="preserve">Quando il client crea t1, la </w:t>
+      </w:r>
+      <w:proofErr w:type="spellStart"/>
+      <w:r>
+        <w:t>factory</w:t>
+      </w:r>
+      <w:proofErr w:type="spellEnd"/>
+      <w:r>
+        <w:t xml:space="preserve"> non trova ancora Quercia nella cache e crea un nuovo </w:t>
+      </w:r>
+      <w:proofErr w:type="spellStart"/>
+      <w:r>
+        <w:t>TreeType</w:t>
+      </w:r>
+      <w:proofErr w:type="spellEnd"/>
+      <w:r>
+        <w:t>.</w:t>
       </w:r>
       <w:r>
         <w:rPr>
@@ -462,7 +543,15 @@
         <w:t> </w:t>
       </w:r>
       <w:r>
-        <w:t>t2, la factory trova gi</w:t>
+        <w:t xml:space="preserve">t2, la </w:t>
+      </w:r>
+      <w:proofErr w:type="spellStart"/>
+      <w:r>
+        <w:t>factory</w:t>
+      </w:r>
+      <w:proofErr w:type="spellEnd"/>
+      <w:r>
+        <w:t xml:space="preserve"> trova gi</w:t>
       </w:r>
       <w:r>
         <w:rPr>
@@ -504,7 +593,23 @@
         <w:t> </w:t>
       </w:r>
       <w:r>
-        <w:t>t3, la factory crea un nuovo Flyweight perch</w:t>
+        <w:t xml:space="preserve">t3, la </w:t>
+      </w:r>
+      <w:proofErr w:type="spellStart"/>
+      <w:r>
+        <w:t>factory</w:t>
+      </w:r>
+      <w:proofErr w:type="spellEnd"/>
+      <w:r>
+        <w:t xml:space="preserve"> crea un nuovo </w:t>
+      </w:r>
+      <w:proofErr w:type="spellStart"/>
+      <w:r>
+        <w:t>Flyweight</w:t>
+      </w:r>
+      <w:proofErr w:type="spellEnd"/>
+      <w:r>
+        <w:t xml:space="preserve"> perch</w:t>
       </w:r>
       <w:r>
         <w:rPr>
@@ -640,7 +745,23 @@
         <w:t> </w:t>
       </w:r>
       <w:r>
-        <w:t>La posizione invece cambia da albero ad albero; quindi, resta nel TreeContext e non nel Flyweight.</w:t>
+        <w:t>La posizione invece cambia da albero ad albero; quindi, resta nel </w:t>
+      </w:r>
+      <w:proofErr w:type="spellStart"/>
+      <w:r>
+        <w:t>TreeContext</w:t>
+      </w:r>
+      <w:proofErr w:type="spellEnd"/>
+      <w:r>
+        <w:t xml:space="preserve"> e non nel </w:t>
+      </w:r>
+      <w:proofErr w:type="spellStart"/>
+      <w:r>
+        <w:t>Flyweight</w:t>
+      </w:r>
+      <w:proofErr w:type="spellEnd"/>
+      <w:r>
+        <w:t>.</w:t>
       </w:r>
       <w:r>
         <w:rPr>
@@ -697,7 +818,15 @@
         <w:t>​​</w:t>
       </w:r>
       <w:r>
-        <w:t> Inoltre centralizza il riuso degli oggetti comuni attraverso la factory.</w:t>
+        <w:t xml:space="preserve"> Inoltre centralizza il riuso degli oggetti comuni attraverso la </w:t>
+      </w:r>
+      <w:proofErr w:type="spellStart"/>
+      <w:r>
+        <w:t>factory</w:t>
+      </w:r>
+      <w:proofErr w:type="spellEnd"/>
+      <w:r>
+        <w:t>.</w:t>
       </w:r>
       <w:r>
         <w:rPr>
@@ -787,11 +916,25 @@
         </w:drawing>
       </w:r>
       <w:r>
-        <w:t xml:space="preserve">Il nostro Client molte volte rappresenta un’entità che possiamo ottimizzare tramite l’implementazione del pattern. Si pensi ad esempio ad un videogioco composto da molti elementi di tipo albero ma con posizioni diverse, il pattern implementa un ottimizzazione su quel dettaglio, si potrebbe però pensare </w:t>
+        <w:t xml:space="preserve">Il nostro Client molte volte rappresenta un’entità che possiamo ottimizzare tramite l’implementazione del pattern. Si pensi ad esempio ad un videogioco composto da molti elementi di tipo albero ma con posizioni diverse, il pattern implementa </w:t>
+      </w:r>
+      <w:r>
+        <w:t>un’ottimizzazione</w:t>
+      </w:r>
+      <w:r>
+        <w:t xml:space="preserve"> su quel dettaglio, si potrebbe però pensare </w:t>
       </w:r>
       <w:r>
         <w:lastRenderedPageBreak/>
-        <w:t>anche all’ottimizzazione di edifici in cui cambia ad esempio poco come il colore o altri piccoli dati. Il client è quindi un'altra entità a sé che viene ottimizzata in più punti con il pattern FlyWeight.</w:t>
+        <w:t xml:space="preserve">anche all’ottimizzazione di edifici in cui cambia ad esempio poco come il colore o altri piccoli dati. Il client è quindi un'altra entità a sé che viene ottimizzata in più punti con il pattern </w:t>
+      </w:r>
+      <w:proofErr w:type="spellStart"/>
+      <w:r>
+        <w:t>FlyWeight</w:t>
+      </w:r>
+      <w:proofErr w:type="spellEnd"/>
+      <w:r>
+        <w:t>.</w:t>
       </w:r>
     </w:p>
     <w:sectPr>
